--- a/Guías/Semana 5 - Nuevas Tecnologias.docx
+++ b/Guías/Semana 5 - Nuevas Tecnologias.docx
@@ -67,13 +67,6 @@
                               <w:t>Crear y activar un entorno virtual.</w:t>
                             </w:r>
                           </w:p>
-                          <w:p>
-                            <w:proofErr w:type="spellStart"/>
-                            <w:r>
-                              <w:t>fgdfg</w:t>
-                            </w:r>
-                            <w:proofErr w:type="spellEnd"/>
-                          </w:p>
                           <w:p/>
                           <w:p>
                             <w:r>
@@ -206,13 +199,6 @@
                         <w:t>Crear y activar un entorno virtual.</w:t>
                       </w:r>
                     </w:p>
-                    <w:p>
-                      <w:proofErr w:type="spellStart"/>
-                      <w:r>
-                        <w:t>fgdfg</w:t>
-                      </w:r>
-                      <w:proofErr w:type="spellEnd"/>
-                    </w:p>
                     <w:p/>
                     <w:p>
                       <w:r>
@@ -313,74 +299,6 @@
             </w:pict>
           </mc:Fallback>
         </mc:AlternateContent>
-      </w:r>
-      <w:r>
-        <w:rPr>
-          <w:noProof/>
-        </w:rPr>
-        <w:drawing>
-          <wp:anchor distT="0" distB="0" distL="114300" distR="114300" simplePos="0" relativeHeight="251842560" behindDoc="0" locked="0" layoutInCell="1" allowOverlap="1" wp14:anchorId="3AEE9285" wp14:editId="0D759894">
-            <wp:simplePos x="0" y="0"/>
-            <wp:positionH relativeFrom="column">
-              <wp:posOffset>8639175</wp:posOffset>
-            </wp:positionH>
-            <wp:positionV relativeFrom="page">
-              <wp:posOffset>7372350</wp:posOffset>
-            </wp:positionV>
-            <wp:extent cx="2263140" cy="299085"/>
-            <wp:effectExtent l="0" t="0" r="3810" b="5715"/>
-            <wp:wrapSquare wrapText="bothSides"/>
-            <wp:docPr id="1935898017" name="Imagen 16" descr="Logotipo&#10;&#10;El contenido generado por IA puede ser incorrecto.">
-              <a:extLst xmlns:a="http://schemas.openxmlformats.org/drawingml/2006/main">
-                <a:ext uri="{FF2B5EF4-FFF2-40B4-BE49-F238E27FC236}">
-                  <a16:creationId xmlns:a16="http://schemas.microsoft.com/office/drawing/2014/main" id="{596C98D6-8DAD-CE4E-149D-637F29BE04FF}"/>
-                </a:ext>
-              </a:extLst>
-            </wp:docPr>
-            <wp:cNvGraphicFramePr>
-              <a:graphicFrameLocks xmlns:a="http://schemas.openxmlformats.org/drawingml/2006/main" noChangeAspect="1"/>
-            </wp:cNvGraphicFramePr>
-            <a:graphic xmlns:a="http://schemas.openxmlformats.org/drawingml/2006/main">
-              <a:graphicData uri="http://schemas.openxmlformats.org/drawingml/2006/picture">
-                <pic:pic xmlns:pic="http://schemas.openxmlformats.org/drawingml/2006/picture">
-                  <pic:nvPicPr>
-                    <pic:cNvPr id="1935898017" name="Imagen 16" descr="Logotipo&#10;&#10;El contenido generado por IA puede ser incorrecto.">
-                      <a:extLst>
-                        <a:ext uri="{FF2B5EF4-FFF2-40B4-BE49-F238E27FC236}">
-                          <a16:creationId xmlns:a16="http://schemas.microsoft.com/office/drawing/2014/main" id="{596C98D6-8DAD-CE4E-149D-637F29BE04FF}"/>
-                        </a:ext>
-                      </a:extLst>
-                    </pic:cNvPr>
-                    <pic:cNvPicPr>
-                      <a:picLocks noChangeAspect="1"/>
-                    </pic:cNvPicPr>
-                  </pic:nvPicPr>
-                  <pic:blipFill>
-                    <a:blip r:embed="rId9">
-                      <a:extLst>
-                        <a:ext uri="{28A0092B-C50C-407E-A947-70E740481C1C}">
-                          <a14:useLocalDpi xmlns:a14="http://schemas.microsoft.com/office/drawing/2010/main" val="0"/>
-                        </a:ext>
-                      </a:extLst>
-                    </a:blip>
-                    <a:stretch>
-                      <a:fillRect/>
-                    </a:stretch>
-                  </pic:blipFill>
-                  <pic:spPr>
-                    <a:xfrm>
-                      <a:off x="0" y="0"/>
-                      <a:ext cx="2263140" cy="299085"/>
-                    </a:xfrm>
-                    <a:prstGeom prst="rect">
-                      <a:avLst/>
-                    </a:prstGeom>
-                  </pic:spPr>
-                </pic:pic>
-              </a:graphicData>
-            </a:graphic>
-          </wp:anchor>
-        </w:drawing>
       </w:r>
     </w:p>
     <w:p>
@@ -2359,7 +2277,7 @@
                                     <pic:cNvPicPr/>
                                   </pic:nvPicPr>
                                   <pic:blipFill>
-                                    <a:blip r:embed="rId11"/>
+                                    <a:blip r:embed="rId10"/>
                                     <a:stretch>
                                       <a:fillRect/>
                                     </a:stretch>
@@ -2527,7 +2445,7 @@
         <mc:AlternateContent>
           <mc:Choice Requires="wps">
             <w:drawing>
-              <wp:anchor distT="45720" distB="45720" distL="114300" distR="114300" simplePos="0" relativeHeight="251921408" behindDoc="1" locked="0" layoutInCell="1" allowOverlap="1" wp14:anchorId="429802F8" wp14:editId="2BAF52F4">
+              <wp:anchor distT="45720" distB="45720" distL="114300" distR="114300" simplePos="0" relativeHeight="251921408" behindDoc="1" locked="0" layoutInCell="1" allowOverlap="1" wp14:anchorId="429802F8" wp14:editId="0197B5E2">
                 <wp:simplePos x="0" y="0"/>
                 <wp:positionH relativeFrom="margin">
                   <wp:align>left</wp:align>
@@ -2535,7 +2453,7 @@
                 <wp:positionV relativeFrom="paragraph">
                   <wp:posOffset>0</wp:posOffset>
                 </wp:positionV>
-                <wp:extent cx="10956290" cy="7391400"/>
+                <wp:extent cx="10956290" cy="6944995"/>
                 <wp:effectExtent l="0" t="0" r="0" b="0"/>
                 <wp:wrapTopAndBottom/>
                 <wp:docPr id="21784708" name="Cuadro de texto 2"/>
@@ -2551,7 +2469,7 @@
                       <wps:spPr bwMode="auto">
                         <a:xfrm>
                           <a:off x="0" y="0"/>
-                          <a:ext cx="10956290" cy="7391400"/>
+                          <a:ext cx="10956290" cy="6945086"/>
                         </a:xfrm>
                         <a:prstGeom prst="rect">
                           <a:avLst/>
@@ -2570,6 +2488,22 @@
                             <w:r>
                               <w:t>Creación del entorno virtual</w:t>
                             </w:r>
+                            <w:r>
+                              <w:t xml:space="preserve"> desde </w:t>
+                            </w:r>
+                            <w:proofErr w:type="spellStart"/>
+                            <w:r>
+                              <w:t>cmd</w:t>
+                            </w:r>
+                            <w:proofErr w:type="spellEnd"/>
+                            <w:r>
+                              <w:t xml:space="preserve"> o </w:t>
+                            </w:r>
+                            <w:proofErr w:type="spellStart"/>
+                            <w:r>
+                              <w:t>powershell</w:t>
+                            </w:r>
+                            <w:proofErr w:type="spellEnd"/>
                           </w:p>
                           <w:p>
                             <w:proofErr w:type="spellStart"/>
@@ -2874,17 +2808,29 @@
           </mc:Choice>
           <mc:Fallback>
             <w:pict>
-              <v:shapetype w14:anchorId="429802F8" id="_x0000_t202" coordsize="21600,21600" o:spt="202" path="m,l,21600r21600,l21600,xe">
-                <v:stroke joinstyle="miter"/>
-                <v:path gradientshapeok="t" o:connecttype="rect"/>
-              </v:shapetype>
-              <v:shape id="_x0000_s1032" type="#_x0000_t202" style="position:absolute;left:0;text-align:left;margin-left:0;margin-top:0;width:862.7pt;height:582pt;z-index:-251395072;visibility:visible;mso-wrap-style:square;mso-width-percent:0;mso-height-percent:0;mso-wrap-distance-left:9pt;mso-wrap-distance-top:3.6pt;mso-wrap-distance-right:9pt;mso-wrap-distance-bottom:3.6pt;mso-position-horizontal:left;mso-position-horizontal-relative:margin;mso-position-vertical:absolute;mso-position-vertical-relative:text;mso-width-percent:0;mso-height-percent:0;mso-width-relative:margin;mso-height-relative:margin;v-text-anchor:top" o:gfxdata="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" filled="f" stroked="f">
+              <v:shape w14:anchorId="429802F8" id="_x0000_s1032" type="#_x0000_t202" style="position:absolute;left:0;text-align:left;margin-left:0;margin-top:0;width:862.7pt;height:546.85pt;z-index:-251395072;visibility:visible;mso-wrap-style:square;mso-width-percent:0;mso-height-percent:0;mso-wrap-distance-left:9pt;mso-wrap-distance-top:3.6pt;mso-wrap-distance-right:9pt;mso-wrap-distance-bottom:3.6pt;mso-position-horizontal:left;mso-position-horizontal-relative:margin;mso-position-vertical:absolute;mso-position-vertical-relative:text;mso-width-percent:0;mso-height-percent:0;mso-width-relative:margin;mso-height-relative:margin;v-text-anchor:top" o:gfxdata="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" filled="f" stroked="f">
                 <v:textbox>
                   <w:txbxContent>
                     <w:p>
                       <w:r>
                         <w:t>Creación del entorno virtual</w:t>
                       </w:r>
+                      <w:r>
+                        <w:t xml:space="preserve"> desde </w:t>
+                      </w:r>
+                      <w:proofErr w:type="spellStart"/>
+                      <w:r>
+                        <w:t>cmd</w:t>
+                      </w:r>
+                      <w:proofErr w:type="spellEnd"/>
+                      <w:r>
+                        <w:t xml:space="preserve"> o </w:t>
+                      </w:r>
+                      <w:proofErr w:type="spellStart"/>
+                      <w:r>
+                        <w:t>powershell</w:t>
+                      </w:r>
+                      <w:proofErr w:type="spellEnd"/>
                     </w:p>
                     <w:p>
                       <w:proofErr w:type="spellStart"/>
@@ -3876,12 +3822,14 @@
                               <w:rPr>
                                 <w:b/>
                                 <w:bCs/>
+                                <w:lang w:val="en-US"/>
                               </w:rPr>
                             </w:pPr>
                             <w:r>
                               <w:rPr>
                                 <w:b/>
                                 <w:bCs/>
+                                <w:lang w:val="en-US"/>
                               </w:rPr>
                               <w:t>Set-</w:t>
                             </w:r>
@@ -3890,6 +3838,7 @@
                               <w:rPr>
                                 <w:b/>
                                 <w:bCs/>
+                                <w:lang w:val="en-US"/>
                               </w:rPr>
                               <w:t>ExecutionPolicy</w:t>
                             </w:r>
@@ -3898,38 +3847,25 @@
                               <w:rPr>
                                 <w:b/>
                                 <w:bCs/>
-                              </w:rPr>
-                              <w:t xml:space="preserve"> </w:t>
+                                <w:lang w:val="en-US"/>
+                              </w:rPr>
+                              <w:t xml:space="preserve"> Unrestricted -Scope </w:t>
                             </w:r>
                             <w:proofErr w:type="spellStart"/>
                             <w:r>
                               <w:rPr>
                                 <w:b/>
                                 <w:bCs/>
-                              </w:rPr>
-                              <w:t>Unrestricted</w:t>
+                                <w:lang w:val="en-US"/>
+                              </w:rPr>
+                              <w:t>CurrentUser</w:t>
                             </w:r>
                             <w:proofErr w:type="spellEnd"/>
                             <w:r>
                               <w:rPr>
                                 <w:b/>
                                 <w:bCs/>
-                              </w:rPr>
-                              <w:t xml:space="preserve"> -Scope </w:t>
-                            </w:r>
-                            <w:proofErr w:type="spellStart"/>
-                            <w:r>
-                              <w:rPr>
-                                <w:b/>
-                                <w:bCs/>
-                              </w:rPr>
-                              <w:t>CurrentUser</w:t>
-                            </w:r>
-                            <w:proofErr w:type="spellEnd"/>
-                            <w:r>
-                              <w:rPr>
-                                <w:b/>
-                                <w:bCs/>
+                                <w:lang w:val="en-US"/>
                               </w:rPr>
                               <w:t xml:space="preserve">. </w:t>
                             </w:r>
@@ -4181,12 +4117,14 @@
                         <w:rPr>
                           <w:b/>
                           <w:bCs/>
+                          <w:lang w:val="en-US"/>
                         </w:rPr>
                       </w:pPr>
                       <w:r>
                         <w:rPr>
                           <w:b/>
                           <w:bCs/>
+                          <w:lang w:val="en-US"/>
                         </w:rPr>
                         <w:t>Set-</w:t>
                       </w:r>
@@ -4195,6 +4133,7 @@
                         <w:rPr>
                           <w:b/>
                           <w:bCs/>
+                          <w:lang w:val="en-US"/>
                         </w:rPr>
                         <w:t>ExecutionPolicy</w:t>
                       </w:r>
@@ -4203,38 +4142,25 @@
                         <w:rPr>
                           <w:b/>
                           <w:bCs/>
-                        </w:rPr>
-                        <w:t xml:space="preserve"> </w:t>
+                          <w:lang w:val="en-US"/>
+                        </w:rPr>
+                        <w:t xml:space="preserve"> Unrestricted -Scope </w:t>
                       </w:r>
                       <w:proofErr w:type="spellStart"/>
                       <w:r>
                         <w:rPr>
                           <w:b/>
                           <w:bCs/>
-                        </w:rPr>
-                        <w:t>Unrestricted</w:t>
+                          <w:lang w:val="en-US"/>
+                        </w:rPr>
+                        <w:t>CurrentUser</w:t>
                       </w:r>
                       <w:proofErr w:type="spellEnd"/>
                       <w:r>
                         <w:rPr>
                           <w:b/>
                           <w:bCs/>
-                        </w:rPr>
-                        <w:t xml:space="preserve"> -Scope </w:t>
-                      </w:r>
-                      <w:proofErr w:type="spellStart"/>
-                      <w:r>
-                        <w:rPr>
-                          <w:b/>
-                          <w:bCs/>
-                        </w:rPr>
-                        <w:t>CurrentUser</w:t>
-                      </w:r>
-                      <w:proofErr w:type="spellEnd"/>
-                      <w:r>
-                        <w:rPr>
-                          <w:b/>
-                          <w:bCs/>
+                          <w:lang w:val="en-US"/>
                         </w:rPr>
                         <w:t xml:space="preserve">. </w:t>
                       </w:r>
@@ -13110,8 +13036,8 @@
       </w:r>
     </w:p>
     <w:sectPr>
-      <w:footerReference w:type="even" r:id="rId12"/>
-      <w:footerReference w:type="default" r:id="rId13"/>
+      <w:footerReference w:type="even" r:id="rId11"/>
+      <w:footerReference w:type="default" r:id="rId12"/>
       <w:pgSz w:w="18709" w:h="12189" w:orient="landscape"/>
       <w:pgMar w:top="720" w:right="720" w:bottom="720" w:left="720" w:header="720" w:footer="720" w:gutter="0"/>
       <w:cols w:space="720"/>
